--- a/klagomål/A 58867-2025 FSC-klagomål.docx
+++ b/klagomål/A 58867-2025 FSC-klagomål.docx
@@ -684,7 +684,7 @@
     <w:r>
       <w:tab/>
       <w:tab/>
-      <w:t>2025-11-27</w:t>
+      <w:t>2025-11-28</w:t>
       <w:br/>
       <w:br/>
     </w:r>

--- a/klagomål/A 58867-2025 FSC-klagomål.docx
+++ b/klagomål/A 58867-2025 FSC-klagomål.docx
@@ -684,7 +684,7 @@
     <w:r>
       <w:tab/>
       <w:tab/>
-      <w:t>2025-11-28</w:t>
+      <w:t>2025-11-29</w:t>
       <w:br/>
       <w:br/>
     </w:r>

--- a/klagomål/A 58867-2025 FSC-klagomål.docx
+++ b/klagomål/A 58867-2025 FSC-klagomål.docx
@@ -684,7 +684,7 @@
     <w:r>
       <w:tab/>
       <w:tab/>
-      <w:t>2025-11-29</w:t>
+      <w:t>2025-11-30</w:t>
       <w:br/>
       <w:br/>
     </w:r>

--- a/klagomål/A 58867-2025 FSC-klagomål.docx
+++ b/klagomål/A 58867-2025 FSC-klagomål.docx
@@ -684,7 +684,7 @@
     <w:r>
       <w:tab/>
       <w:tab/>
-      <w:t>2025-11-30</w:t>
+      <w:t>2025-12-01</w:t>
       <w:br/>
       <w:br/>
     </w:r>

--- a/klagomål/A 58867-2025 FSC-klagomål.docx
+++ b/klagomål/A 58867-2025 FSC-klagomål.docx
@@ -684,7 +684,7 @@
     <w:r>
       <w:tab/>
       <w:tab/>
-      <w:t>2025-12-01</w:t>
+      <w:t>2025-12-02</w:t>
       <w:br/>
       <w:br/>
     </w:r>

--- a/klagomål/A 58867-2025 FSC-klagomål.docx
+++ b/klagomål/A 58867-2025 FSC-klagomål.docx
@@ -684,7 +684,7 @@
     <w:r>
       <w:tab/>
       <w:tab/>
-      <w:t>2025-12-02</w:t>
+      <w:t>2025-12-03</w:t>
       <w:br/>
       <w:br/>
     </w:r>

--- a/klagomål/A 58867-2025 FSC-klagomål.docx
+++ b/klagomål/A 58867-2025 FSC-klagomål.docx
@@ -684,7 +684,7 @@
     <w:r>
       <w:tab/>
       <w:tab/>
-      <w:t>2025-12-03</w:t>
+      <w:t>2025-12-04</w:t>
       <w:br/>
       <w:br/>
     </w:r>

--- a/klagomål/A 58867-2025 FSC-klagomål.docx
+++ b/klagomål/A 58867-2025 FSC-klagomål.docx
@@ -684,7 +684,7 @@
     <w:r>
       <w:tab/>
       <w:tab/>
-      <w:t>2025-12-04</w:t>
+      <w:t>2025-12-05</w:t>
       <w:br/>
       <w:br/>
     </w:r>

--- a/klagomål/A 58867-2025 FSC-klagomål.docx
+++ b/klagomål/A 58867-2025 FSC-klagomål.docx
@@ -684,7 +684,7 @@
     <w:r>
       <w:tab/>
       <w:tab/>
-      <w:t>2025-12-05</w:t>
+      <w:t>2025-12-06</w:t>
       <w:br/>
       <w:br/>
     </w:r>

--- a/klagomål/A 58867-2025 FSC-klagomål.docx
+++ b/klagomål/A 58867-2025 FSC-klagomål.docx
@@ -684,7 +684,7 @@
     <w:r>
       <w:tab/>
       <w:tab/>
-      <w:t>2025-12-06</w:t>
+      <w:t>2025-12-07</w:t>
       <w:br/>
       <w:br/>
     </w:r>

--- a/klagomål/A 58867-2025 FSC-klagomål.docx
+++ b/klagomål/A 58867-2025 FSC-klagomål.docx
@@ -684,7 +684,7 @@
     <w:r>
       <w:tab/>
       <w:tab/>
-      <w:t>2025-12-07</w:t>
+      <w:t>2025-12-08</w:t>
       <w:br/>
       <w:br/>
     </w:r>

--- a/klagomål/A 58867-2025 FSC-klagomål.docx
+++ b/klagomål/A 58867-2025 FSC-klagomål.docx
@@ -684,7 +684,7 @@
     <w:r>
       <w:tab/>
       <w:tab/>
-      <w:t>2025-12-08</w:t>
+      <w:t>2025-12-09</w:t>
       <w:br/>
       <w:br/>
     </w:r>

--- a/klagomål/A 58867-2025 FSC-klagomål.docx
+++ b/klagomål/A 58867-2025 FSC-klagomål.docx
@@ -684,7 +684,7 @@
     <w:r>
       <w:tab/>
       <w:tab/>
-      <w:t>2025-12-09</w:t>
+      <w:t>2025-12-10</w:t>
       <w:br/>
       <w:br/>
     </w:r>

--- a/klagomål/A 58867-2025 FSC-klagomål.docx
+++ b/klagomål/A 58867-2025 FSC-klagomål.docx
@@ -684,7 +684,7 @@
     <w:r>
       <w:tab/>
       <w:tab/>
-      <w:t>2025-12-10</w:t>
+      <w:t>2025-12-11</w:t>
       <w:br/>
       <w:br/>
     </w:r>

--- a/klagomål/A 58867-2025 FSC-klagomål.docx
+++ b/klagomål/A 58867-2025 FSC-klagomål.docx
@@ -684,7 +684,7 @@
     <w:r>
       <w:tab/>
       <w:tab/>
-      <w:t>2025-12-11</w:t>
+      <w:t>2025-12-12</w:t>
       <w:br/>
       <w:br/>
     </w:r>

--- a/klagomål/A 58867-2025 FSC-klagomål.docx
+++ b/klagomål/A 58867-2025 FSC-klagomål.docx
@@ -684,7 +684,7 @@
     <w:r>
       <w:tab/>
       <w:tab/>
-      <w:t>2025-12-12</w:t>
+      <w:t>2025-12-13</w:t>
       <w:br/>
       <w:br/>
     </w:r>

--- a/klagomål/A 58867-2025 FSC-klagomål.docx
+++ b/klagomål/A 58867-2025 FSC-klagomål.docx
@@ -684,7 +684,7 @@
     <w:r>
       <w:tab/>
       <w:tab/>
-      <w:t>2025-12-19</w:t>
+      <w:t>2025-12-20</w:t>
       <w:br/>
       <w:br/>
     </w:r>

--- a/klagomål/A 58867-2025 FSC-klagomål.docx
+++ b/klagomål/A 58867-2025 FSC-klagomål.docx
@@ -684,7 +684,7 @@
     <w:r>
       <w:tab/>
       <w:tab/>
-      <w:t>2025-12-20</w:t>
+      <w:t>2025-12-21</w:t>
       <w:br/>
       <w:br/>
     </w:r>

--- a/klagomål/A 58867-2025 FSC-klagomål.docx
+++ b/klagomål/A 58867-2025 FSC-klagomål.docx
@@ -684,7 +684,7 @@
     <w:r>
       <w:tab/>
       <w:tab/>
-      <w:t>2025-12-21</w:t>
+      <w:t>2025-12-22</w:t>
       <w:br/>
       <w:br/>
     </w:r>

--- a/klagomål/A 58867-2025 FSC-klagomål.docx
+++ b/klagomål/A 58867-2025 FSC-klagomål.docx
@@ -684,7 +684,7 @@
     <w:r>
       <w:tab/>
       <w:tab/>
-      <w:t>2025-12-22</w:t>
+      <w:t>2025-12-26</w:t>
       <w:br/>
       <w:br/>
     </w:r>

--- a/klagomål/A 58867-2025 FSC-klagomål.docx
+++ b/klagomål/A 58867-2025 FSC-klagomål.docx
@@ -684,7 +684,7 @@
     <w:r>
       <w:tab/>
       <w:tab/>
-      <w:t>2025-12-26</w:t>
+      <w:t>2025-12-28</w:t>
       <w:br/>
       <w:br/>
     </w:r>

--- a/klagomål/A 58867-2025 FSC-klagomål.docx
+++ b/klagomål/A 58867-2025 FSC-klagomål.docx
@@ -684,7 +684,7 @@
     <w:r>
       <w:tab/>
       <w:tab/>
-      <w:t>2025-12-28</w:t>
+      <w:t>2025-12-29</w:t>
       <w:br/>
       <w:br/>
     </w:r>

--- a/klagomål/A 58867-2025 FSC-klagomål.docx
+++ b/klagomål/A 58867-2025 FSC-klagomål.docx
@@ -684,7 +684,7 @@
     <w:r>
       <w:tab/>
       <w:tab/>
-      <w:t>2025-12-29</w:t>
+      <w:t>2025-12-30</w:t>
       <w:br/>
       <w:br/>
     </w:r>

--- a/klagomål/A 58867-2025 FSC-klagomål.docx
+++ b/klagomål/A 58867-2025 FSC-klagomål.docx
@@ -684,7 +684,7 @@
     <w:r>
       <w:tab/>
       <w:tab/>
-      <w:t>2025-12-30</w:t>
+      <w:t>2025-12-31</w:t>
       <w:br/>
       <w:br/>
     </w:r>

--- a/klagomål/A 58867-2025 FSC-klagomål.docx
+++ b/klagomål/A 58867-2025 FSC-klagomål.docx
@@ -684,7 +684,7 @@
     <w:r>
       <w:tab/>
       <w:tab/>
-      <w:t>2025-12-31</w:t>
+      <w:t>2026-01-03</w:t>
       <w:br/>
       <w:br/>
     </w:r>

--- a/klagomål/A 58867-2025 FSC-klagomål.docx
+++ b/klagomål/A 58867-2025 FSC-klagomål.docx
@@ -684,7 +684,7 @@
     <w:r>
       <w:tab/>
       <w:tab/>
-      <w:t>2026-01-07</w:t>
+      <w:t>2026-01-08</w:t>
       <w:br/>
       <w:br/>
     </w:r>

--- a/klagomål/A 58867-2025 FSC-klagomål.docx
+++ b/klagomål/A 58867-2025 FSC-klagomål.docx
@@ -684,7 +684,7 @@
     <w:r>
       <w:tab/>
       <w:tab/>
-      <w:t>2026-01-08</w:t>
+      <w:t>2026-01-09</w:t>
       <w:br/>
       <w:br/>
     </w:r>

--- a/klagomål/A 58867-2025 FSC-klagomål.docx
+++ b/klagomål/A 58867-2025 FSC-klagomål.docx
@@ -684,7 +684,7 @@
     <w:r>
       <w:tab/>
       <w:tab/>
-      <w:t>2026-01-09</w:t>
+      <w:t>2026-01-10</w:t>
       <w:br/>
       <w:br/>
     </w:r>

--- a/klagomål/A 58867-2025 FSC-klagomål.docx
+++ b/klagomål/A 58867-2025 FSC-klagomål.docx
@@ -684,7 +684,7 @@
     <w:r>
       <w:tab/>
       <w:tab/>
-      <w:t>2026-01-10</w:t>
+      <w:t>2026-01-11</w:t>
       <w:br/>
       <w:br/>
     </w:r>

--- a/klagomål/A 58867-2025 FSC-klagomål.docx
+++ b/klagomål/A 58867-2025 FSC-klagomål.docx
@@ -684,7 +684,7 @@
     <w:r>
       <w:tab/>
       <w:tab/>
-      <w:t>2026-01-11</w:t>
+      <w:t>2026-01-12</w:t>
       <w:br/>
       <w:br/>
     </w:r>

--- a/klagomål/A 58867-2025 FSC-klagomål.docx
+++ b/klagomål/A 58867-2025 FSC-klagomål.docx
@@ -684,7 +684,7 @@
     <w:r>
       <w:tab/>
       <w:tab/>
-      <w:t>2026-01-12</w:t>
+      <w:t>2026-01-13</w:t>
       <w:br/>
       <w:br/>
     </w:r>

--- a/klagomål/A 58867-2025 FSC-klagomål.docx
+++ b/klagomål/A 58867-2025 FSC-klagomål.docx
@@ -684,7 +684,7 @@
     <w:r>
       <w:tab/>
       <w:tab/>
-      <w:t>2026-01-13</w:t>
+      <w:t>2026-01-14</w:t>
       <w:br/>
       <w:br/>
     </w:r>

--- a/klagomål/A 58867-2025 FSC-klagomål.docx
+++ b/klagomål/A 58867-2025 FSC-klagomål.docx
@@ -684,7 +684,7 @@
     <w:r>
       <w:tab/>
       <w:tab/>
-      <w:t>2026-01-14</w:t>
+      <w:t>2026-01-15</w:t>
       <w:br/>
       <w:br/>
     </w:r>

--- a/klagomål/A 58867-2025 FSC-klagomål.docx
+++ b/klagomål/A 58867-2025 FSC-klagomål.docx
@@ -684,7 +684,7 @@
     <w:r>
       <w:tab/>
       <w:tab/>
-      <w:t>2026-01-15</w:t>
+      <w:t>2026-01-16</w:t>
       <w:br/>
       <w:br/>
     </w:r>

--- a/klagomål/A 58867-2025 FSC-klagomål.docx
+++ b/klagomål/A 58867-2025 FSC-klagomål.docx
@@ -684,7 +684,7 @@
     <w:r>
       <w:tab/>
       <w:tab/>
-      <w:t>2026-01-16</w:t>
+      <w:t>2026-01-17</w:t>
       <w:br/>
       <w:br/>
     </w:r>

--- a/klagomål/A 58867-2025 FSC-klagomål.docx
+++ b/klagomål/A 58867-2025 FSC-klagomål.docx
@@ -684,7 +684,7 @@
     <w:r>
       <w:tab/>
       <w:tab/>
-      <w:t>2026-01-17</w:t>
+      <w:t>2026-01-18</w:t>
       <w:br/>
       <w:br/>
     </w:r>

--- a/klagomål/A 58867-2025 FSC-klagomål.docx
+++ b/klagomål/A 58867-2025 FSC-klagomål.docx
@@ -684,7 +684,7 @@
     <w:r>
       <w:tab/>
       <w:tab/>
-      <w:t>2026-01-18</w:t>
+      <w:t>2026-01-19</w:t>
       <w:br/>
       <w:br/>
     </w:r>

--- a/klagomål/A 58867-2025 FSC-klagomål.docx
+++ b/klagomål/A 58867-2025 FSC-klagomål.docx
@@ -684,7 +684,7 @@
     <w:r>
       <w:tab/>
       <w:tab/>
-      <w:t>2026-01-19</w:t>
+      <w:t>2026-01-20</w:t>
       <w:br/>
       <w:br/>
     </w:r>

--- a/klagomål/A 58867-2025 FSC-klagomål.docx
+++ b/klagomål/A 58867-2025 FSC-klagomål.docx
@@ -684,7 +684,7 @@
     <w:r>
       <w:tab/>
       <w:tab/>
-      <w:t>2026-01-20</w:t>
+      <w:t>2026-01-21</w:t>
       <w:br/>
       <w:br/>
     </w:r>

--- a/klagomål/A 58867-2025 FSC-klagomål.docx
+++ b/klagomål/A 58867-2025 FSC-klagomål.docx
@@ -684,7 +684,7 @@
     <w:r>
       <w:tab/>
       <w:tab/>
-      <w:t>2026-01-21</w:t>
+      <w:t>2026-01-23</w:t>
       <w:br/>
       <w:br/>
     </w:r>

--- a/klagomål/A 58867-2025 FSC-klagomål.docx
+++ b/klagomål/A 58867-2025 FSC-klagomål.docx
@@ -684,7 +684,7 @@
     <w:r>
       <w:tab/>
       <w:tab/>
-      <w:t>2026-01-23</w:t>
+      <w:t>2026-01-24</w:t>
       <w:br/>
       <w:br/>
     </w:r>

--- a/klagomål/A 58867-2025 FSC-klagomål.docx
+++ b/klagomål/A 58867-2025 FSC-klagomål.docx
@@ -684,7 +684,7 @@
     <w:r>
       <w:tab/>
       <w:tab/>
-      <w:t>2026-01-24</w:t>
+      <w:t>2026-01-25</w:t>
       <w:br/>
       <w:br/>
     </w:r>

--- a/klagomål/A 58867-2025 FSC-klagomål.docx
+++ b/klagomål/A 58867-2025 FSC-klagomål.docx
@@ -684,7 +684,7 @@
     <w:r>
       <w:tab/>
       <w:tab/>
-      <w:t>2026-01-25</w:t>
+      <w:t>2026-01-26</w:t>
       <w:br/>
       <w:br/>
     </w:r>

--- a/klagomål/A 58867-2025 FSC-klagomål.docx
+++ b/klagomål/A 58867-2025 FSC-klagomål.docx
@@ -684,7 +684,7 @@
     <w:r>
       <w:tab/>
       <w:tab/>
-      <w:t>2026-01-26</w:t>
+      <w:t>2026-01-27</w:t>
       <w:br/>
       <w:br/>
     </w:r>

--- a/klagomål/A 58867-2025 FSC-klagomål.docx
+++ b/klagomål/A 58867-2025 FSC-klagomål.docx
@@ -684,7 +684,7 @@
     <w:r>
       <w:tab/>
       <w:tab/>
-      <w:t>2026-01-27</w:t>
+      <w:t>2026-01-28</w:t>
       <w:br/>
       <w:br/>
     </w:r>

--- a/klagomål/A 58867-2025 FSC-klagomål.docx
+++ b/klagomål/A 58867-2025 FSC-klagomål.docx
@@ -112,7 +112,7 @@
         <w:pStyle w:val="ListBullet"/>
       </w:pPr>
       <w:r>
-        <w:t>Om ett ombud (tex Norra skog eller Mellanskog) avverkningsanmäler en skog med naturvärden motsvarande nyckelbiotops kvalité men markägaren inte är FSC certifierad, bör du skicka in ett FSC kontrollerat virke klagomål. Då ska klagomålet skickas till ombudsföretaget.</w:t>
+        <w:t>Om ett ombud (tex Norra skog eller Mellanskog) avverkningsanmäler en skog med naturvärden motsvarande nyckelbiotops kvalitet men markägaren inte är FSC certifierad, bör du skicka in ett FSC kontrollerat virke klagomål. Då ska klagomålet skickas till ombudsföretaget.</w:t>
       </w:r>
     </w:p>
     <w:p>
@@ -254,7 +254,16 @@
         <w:t>Gammelgransskål (NT)</w:t>
       </w:r>
       <w:r>
-        <w:t xml:space="preserve"> är en liten skålsvamp som växer på gamla granar med skrovlig bark. Typiska växtplatser är gransumpskog i myrkanter, bäckdråg, bäckraviner och skuggiga bergssluttningar, men också skog på torrare mark kan hysa arten om beståndet har stark naturskogskaraktär. Bestånd med arten bör behandlas som nyckelbiotoper och sparas vid en slutavverkning. Även gallring bör undvikas (SLU Artdatabanken, 2024; Nitare &amp; Skogsstyrelsen, 2019).</w:t>
+        <w:t xml:space="preserve"> är en liten skålsvamp som växer på gamla granar med skrovlig bark. Typiska växtplatser är gransumpskog i myrkanter, bäckdråg, bäckraviner och skuggiga bergssluttningar, men också skog på torrare mark kan hysa arten om beståndet har stark naturskogskaraktär. Bestånd med arten bör behandlas som nyckelbiotoper och sparas vid en slutavverkning. Även gallring bör undvikas. Gammelgransskål är typisk art för </w:t>
+      </w:r>
+      <w:r>
+        <w:rPr>
+          <w:i/>
+        </w:rPr>
+        <w:t>9010 Taiga</w:t>
+      </w:r>
+      <w:r>
+        <w:t xml:space="preserve"> (SLU Artdatabanken, 2024; Nitare &amp; Skogsstyrelsen, 2019).</w:t>
       </w:r>
     </w:p>
     <w:p>
@@ -265,7 +274,25 @@
         <w:t>Garnlav (NT)</w:t>
       </w:r>
       <w:r>
-        <w:t xml:space="preserve"> är en utpräglad barrskogsart som ibland kan drapera träden i norrländska grannaturskogar med hög luftfuktighet. Den förekommer även i talldominerade bestånd där den, förutom i trädens grenverk, påträffas hängande över ojämnheter i tallbarken. Arten har minskat starkt i södra och mellersta Sverige och den minskar även i sitt nordliga utbredningsområde. Orsaken till tillbakagången beror främst på slutavverkningar av naturskogsartade skogar. Bestånd med riklig förekomst bör regelmässigt sparas. Garnlav är värdväxt för den mycket sällsynta och akut hotade fjärilen barrskogslavfly (CR) som hör hemma i boreala barrskogar med riklig förekomst av värdväxten. Tidigare kunde arten konstateras årligen på flera platser vid Dala-Floda i Dalarna innan lokalerna kalavverkades. Senaste fyndet i landet av barrskogslavfly är från år 2000 då den påträffades vid Högberget i Sollefteå kommun (SLU Artdatabanken, 2024).</w:t>
+        <w:t xml:space="preserve"> är en utpräglad barrskogsart som ibland kan drapera träden i norrländska grannaturskogar med hög luftfuktighet. Den förekommer även i talldominerade bestånd där den, förutom i trädens grenverk, påträffas hängande över ojämnheter i tallbarken. Arten har minskat starkt i södra och mellersta Sverige och den minskar även i sitt nordliga utbredningsområde. Orsaken till tillbakagången beror främst på slutavverkningar av naturskogsartade skogar. Bestånd med riklig förekomst bör regelmässigt sparas. Garnlav är värdväxt för den mycket sällsynta och akut hotade fjärilen barrskogslavfly (CR) som hör hemma i boreala barrskogar med riklig förekomst av värdväxten. Tidigare kunde arten konstateras årligen på flera platser vid Dala-Floda i Dalarna innan lokalerna kalavverkades. Senaste fyndet i landet av barrskogslavfly är från år 2000 då den påträffades vid Högberget i Sollefteå kommun. Garnlav är typisk art för </w:t>
+      </w:r>
+      <w:r>
+        <w:rPr>
+          <w:i/>
+        </w:rPr>
+        <w:t xml:space="preserve">9010 Taiga </w:t>
+      </w:r>
+      <w:r>
+        <w:t>och</w:t>
+      </w:r>
+      <w:r>
+        <w:rPr>
+          <w:i/>
+        </w:rPr>
+        <w:t xml:space="preserve"> 9070 Trädklädd betesmark </w:t>
+      </w:r>
+      <w:r>
+        <w:t xml:space="preserve"> (SLU Artdatabanken, 2024).</w:t>
       </w:r>
     </w:p>
     <w:p>
@@ -277,6 +304,26 @@
       </w:r>
       <w:r>
         <w:t xml:space="preserve"> förekommer främst i äldre skogar med naturskogskaraktär, liksom i dimensionsavverkade och plockhuggna skogar. I äldre grannaturskog i norra Sverige är den alltjämt en förhållandevis vanlig karaktärsart, medan den längre söderut blir allt mer sällsynt. I Götaland och delar av Svealand är den en god signalart för skyddsvärda granskogsmiljöer. Arten bedöms ha minskat starkt under senare år på grund av skogsavverkningar, då den framför allt växer i äldre granskog med långvarig grankontinuitet. I urskogsliknande bestånd i norra Sverige kan ibland påträffas den mycket sällsynta tickan grantickeporing (VU), som lever på döda grantickor (SLU Artdatabanken, 2024; Nitare &amp; Skogsstyrelsen, 2019).</w:t>
+      </w:r>
+    </w:p>
+    <w:p>
+      <w:r>
+        <w:rPr>
+          <w:b/>
+        </w:rPr>
+        <w:t xml:space="preserve">Vedticka </w:t>
+      </w:r>
+      <w:r>
+        <w:t xml:space="preserve">är en bra signalart söder om den naturliga norrlandsgränsen. Den är huvudsakligen knuten till äldre barrskogar där det föreligger långvarig kontinuitet av död barrved. Vedticka är typisk art för </w:t>
+      </w:r>
+      <w:r>
+        <w:rPr>
+          <w:i/>
+        </w:rPr>
+        <w:t xml:space="preserve">9010 Taiga </w:t>
+      </w:r>
+      <w:r>
+        <w:t>(Nitare &amp; Skogsstyrelsen, 2019; SLU Artdatabanken, 2025).</w:t>
       </w:r>
     </w:p>
     <w:p>
@@ -684,7 +731,7 @@
     <w:r>
       <w:tab/>
       <w:tab/>
-      <w:t>2026-01-28</w:t>
+      <w:t>2026-01-29</w:t>
       <w:br/>
       <w:br/>
     </w:r>

--- a/klagomål/A 58867-2025 FSC-klagomål.docx
+++ b/klagomål/A 58867-2025 FSC-klagomål.docx
@@ -731,7 +731,7 @@
     <w:r>
       <w:tab/>
       <w:tab/>
-      <w:t>2026-01-29</w:t>
+      <w:t>2026-01-30</w:t>
       <w:br/>
       <w:br/>
     </w:r>

--- a/klagomål/A 58867-2025 FSC-klagomål.docx
+++ b/klagomål/A 58867-2025 FSC-klagomål.docx
@@ -731,7 +731,7 @@
     <w:r>
       <w:tab/>
       <w:tab/>
-      <w:t>2026-01-30</w:t>
+      <w:t>2026-01-31</w:t>
       <w:br/>
       <w:br/>
     </w:r>

--- a/klagomål/A 58867-2025 FSC-klagomål.docx
+++ b/klagomål/A 58867-2025 FSC-klagomål.docx
@@ -731,7 +731,7 @@
     <w:r>
       <w:tab/>
       <w:tab/>
-      <w:t>2026-03-01</w:t>
+      <w:t>2026-03-02</w:t>
       <w:br/>
       <w:br/>
     </w:r>

--- a/klagomål/A 58867-2025 FSC-klagomål.docx
+++ b/klagomål/A 58867-2025 FSC-klagomål.docx
@@ -289,7 +289,7 @@
         <w:rPr>
           <w:i/>
         </w:rPr>
-        <w:t xml:space="preserve"> 9070 Trädklädd betesmark </w:t>
+        <w:t xml:space="preserve"> 9070 Trädklädd betesmark</w:t>
       </w:r>
       <w:r>
         <w:t xml:space="preserve"> (SLU Artdatabanken, 2024).</w:t>
@@ -731,7 +731,7 @@
     <w:r>
       <w:tab/>
       <w:tab/>
-      <w:t>2026-03-02</w:t>
+      <w:t>2026-03-03</w:t>
       <w:br/>
       <w:br/>
     </w:r>

--- a/klagomål/A 58867-2025 FSC-klagomål.docx
+++ b/klagomål/A 58867-2025 FSC-klagomål.docx
@@ -731,7 +731,7 @@
     <w:r>
       <w:tab/>
       <w:tab/>
-      <w:t>2026-03-03</w:t>
+      <w:t>2026-03-04</w:t>
       <w:br/>
       <w:br/>
     </w:r>

--- a/klagomål/A 58867-2025 FSC-klagomål.docx
+++ b/klagomål/A 58867-2025 FSC-klagomål.docx
@@ -731,7 +731,7 @@
     <w:r>
       <w:tab/>
       <w:tab/>
-      <w:t>2026-03-04</w:t>
+      <w:t>2026-03-05</w:t>
       <w:br/>
       <w:br/>
     </w:r>

--- a/klagomål/A 58867-2025 FSC-klagomål.docx
+++ b/klagomål/A 58867-2025 FSC-klagomål.docx
@@ -731,7 +731,7 @@
     <w:r>
       <w:tab/>
       <w:tab/>
-      <w:t>2026-03-05</w:t>
+      <w:t>2026-03-06</w:t>
       <w:br/>
       <w:br/>
     </w:r>

--- a/klagomål/A 58867-2025 FSC-klagomål.docx
+++ b/klagomål/A 58867-2025 FSC-klagomål.docx
@@ -731,7 +731,7 @@
     <w:r>
       <w:tab/>
       <w:tab/>
-      <w:t>2026-03-06</w:t>
+      <w:t>2026-03-07</w:t>
       <w:br/>
       <w:br/>
     </w:r>

--- a/klagomål/A 58867-2025 FSC-klagomål.docx
+++ b/klagomål/A 58867-2025 FSC-klagomål.docx
@@ -731,7 +731,7 @@
     <w:r>
       <w:tab/>
       <w:tab/>
-      <w:t>2026-03-07</w:t>
+      <w:t>2026-03-08</w:t>
       <w:br/>
       <w:br/>
     </w:r>

--- a/klagomål/A 58867-2025 FSC-klagomål.docx
+++ b/klagomål/A 58867-2025 FSC-klagomål.docx
@@ -731,7 +731,7 @@
     <w:r>
       <w:tab/>
       <w:tab/>
-      <w:t>2026-03-08</w:t>
+      <w:t>2026-03-09</w:t>
       <w:br/>
       <w:br/>
     </w:r>

--- a/klagomål/A 58867-2025 FSC-klagomål.docx
+++ b/klagomål/A 58867-2025 FSC-klagomål.docx
@@ -731,7 +731,7 @@
     <w:r>
       <w:tab/>
       <w:tab/>
-      <w:t>2026-03-09</w:t>
+      <w:t>2026-03-10</w:t>
       <w:br/>
       <w:br/>
     </w:r>

--- a/klagomål/A 58867-2025 FSC-klagomål.docx
+++ b/klagomål/A 58867-2025 FSC-klagomål.docx
@@ -731,7 +731,7 @@
     <w:r>
       <w:tab/>
       <w:tab/>
-      <w:t>2026-03-10</w:t>
+      <w:t>2026-03-11</w:t>
       <w:br/>
       <w:br/>
     </w:r>

--- a/klagomål/A 58867-2025 FSC-klagomål.docx
+++ b/klagomål/A 58867-2025 FSC-klagomål.docx
@@ -731,7 +731,7 @@
     <w:r>
       <w:tab/>
       <w:tab/>
-      <w:t>2026-03-11</w:t>
+      <w:t>2026-03-12</w:t>
       <w:br/>
       <w:br/>
     </w:r>

--- a/klagomål/A 58867-2025 FSC-klagomål.docx
+++ b/klagomål/A 58867-2025 FSC-klagomål.docx
@@ -731,7 +731,7 @@
     <w:r>
       <w:tab/>
       <w:tab/>
-      <w:t>2026-03-12</w:t>
+      <w:t>2026-03-13</w:t>
       <w:br/>
       <w:br/>
     </w:r>

--- a/klagomål/A 58867-2025 FSC-klagomål.docx
+++ b/klagomål/A 58867-2025 FSC-klagomål.docx
@@ -731,7 +731,7 @@
     <w:r>
       <w:tab/>
       <w:tab/>
-      <w:t>2026-03-13</w:t>
+      <w:t>2026-03-16</w:t>
       <w:br/>
       <w:br/>
     </w:r>

--- a/klagomål/A 58867-2025 FSC-klagomål.docx
+++ b/klagomål/A 58867-2025 FSC-klagomål.docx
@@ -731,7 +731,7 @@
     <w:r>
       <w:tab/>
       <w:tab/>
-      <w:t>2026-03-16</w:t>
+      <w:t>2026-03-17</w:t>
       <w:br/>
       <w:br/>
     </w:r>

--- a/klagomål/A 58867-2025 FSC-klagomål.docx
+++ b/klagomål/A 58867-2025 FSC-klagomål.docx
@@ -731,7 +731,7 @@
     <w:r>
       <w:tab/>
       <w:tab/>
-      <w:t>2026-03-17</w:t>
+      <w:t>2026-03-18</w:t>
       <w:br/>
       <w:br/>
     </w:r>

--- a/klagomål/A 58867-2025 FSC-klagomål.docx
+++ b/klagomål/A 58867-2025 FSC-klagomål.docx
@@ -731,7 +731,7 @@
     <w:r>
       <w:tab/>
       <w:tab/>
-      <w:t>2026-03-18</w:t>
+      <w:t>2026-03-19</w:t>
       <w:br/>
       <w:br/>
     </w:r>

--- a/klagomål/A 58867-2025 FSC-klagomål.docx
+++ b/klagomål/A 58867-2025 FSC-klagomål.docx
@@ -731,7 +731,7 @@
     <w:r>
       <w:tab/>
       <w:tab/>
-      <w:t>2026-03-19</w:t>
+      <w:t>2026-03-20</w:t>
       <w:br/>
       <w:br/>
     </w:r>

--- a/klagomål/A 58867-2025 FSC-klagomål.docx
+++ b/klagomål/A 58867-2025 FSC-klagomål.docx
@@ -731,7 +731,7 @@
     <w:r>
       <w:tab/>
       <w:tab/>
-      <w:t>2026-03-20</w:t>
+      <w:t>2026-03-21</w:t>
       <w:br/>
       <w:br/>
     </w:r>

--- a/klagomål/A 58867-2025 FSC-klagomål.docx
+++ b/klagomål/A 58867-2025 FSC-klagomål.docx
@@ -731,7 +731,7 @@
     <w:r>
       <w:tab/>
       <w:tab/>
-      <w:t>2026-03-21</w:t>
+      <w:t>2026-03-22</w:t>
       <w:br/>
       <w:br/>
     </w:r>

--- a/klagomål/A 58867-2025 FSC-klagomål.docx
+++ b/klagomål/A 58867-2025 FSC-klagomål.docx
@@ -731,7 +731,7 @@
     <w:r>
       <w:tab/>
       <w:tab/>
-      <w:t>2026-03-22</w:t>
+      <w:t>2026-03-23</w:t>
       <w:br/>
       <w:br/>
     </w:r>

--- a/klagomål/A 58867-2025 FSC-klagomål.docx
+++ b/klagomål/A 58867-2025 FSC-klagomål.docx
@@ -731,7 +731,7 @@
     <w:r>
       <w:tab/>
       <w:tab/>
-      <w:t>2026-03-23</w:t>
+      <w:t>2026-03-24</w:t>
       <w:br/>
       <w:br/>
     </w:r>

--- a/klagomål/A 58867-2025 FSC-klagomål.docx
+++ b/klagomål/A 58867-2025 FSC-klagomål.docx
@@ -731,7 +731,7 @@
     <w:r>
       <w:tab/>
       <w:tab/>
-      <w:t>2026-03-24</w:t>
+      <w:t>2026-03-25</w:t>
       <w:br/>
       <w:br/>
     </w:r>

--- a/klagomål/A 58867-2025 FSC-klagomål.docx
+++ b/klagomål/A 58867-2025 FSC-klagomål.docx
@@ -731,7 +731,7 @@
     <w:r>
       <w:tab/>
       <w:tab/>
-      <w:t>2026-03-25</w:t>
+      <w:t>2026-03-26</w:t>
       <w:br/>
       <w:br/>
     </w:r>

--- a/klagomål/A 58867-2025 FSC-klagomål.docx
+++ b/klagomål/A 58867-2025 FSC-klagomål.docx
@@ -731,7 +731,7 @@
     <w:r>
       <w:tab/>
       <w:tab/>
-      <w:t>2026-03-26</w:t>
+      <w:t>2026-03-27</w:t>
       <w:br/>
       <w:br/>
     </w:r>

--- a/klagomål/A 58867-2025 FSC-klagomål.docx
+++ b/klagomål/A 58867-2025 FSC-klagomål.docx
@@ -731,7 +731,7 @@
     <w:r>
       <w:tab/>
       <w:tab/>
-      <w:t>2026-03-27</w:t>
+      <w:t>2026-03-28</w:t>
       <w:br/>
       <w:br/>
     </w:r>

--- a/klagomål/A 58867-2025 FSC-klagomål.docx
+++ b/klagomål/A 58867-2025 FSC-klagomål.docx
@@ -731,7 +731,7 @@
     <w:r>
       <w:tab/>
       <w:tab/>
-      <w:t>2026-03-28</w:t>
+      <w:t>2026-03-29</w:t>
       <w:br/>
       <w:br/>
     </w:r>

--- a/klagomål/A 58867-2025 FSC-klagomål.docx
+++ b/klagomål/A 58867-2025 FSC-klagomål.docx
@@ -731,7 +731,7 @@
     <w:r>
       <w:tab/>
       <w:tab/>
-      <w:t>2026-03-29</w:t>
+      <w:t>2026-03-30</w:t>
       <w:br/>
       <w:br/>
     </w:r>

--- a/klagomål/A 58867-2025 FSC-klagomål.docx
+++ b/klagomål/A 58867-2025 FSC-klagomål.docx
@@ -731,7 +731,7 @@
     <w:r>
       <w:tab/>
       <w:tab/>
-      <w:t>2026-03-30</w:t>
+      <w:t>2026-03-31</w:t>
       <w:br/>
       <w:br/>
     </w:r>

--- a/klagomål/A 58867-2025 FSC-klagomål.docx
+++ b/klagomål/A 58867-2025 FSC-klagomål.docx
@@ -731,7 +731,7 @@
     <w:r>
       <w:tab/>
       <w:tab/>
-      <w:t>2026-03-31</w:t>
+      <w:t>2026-04-01</w:t>
       <w:br/>
       <w:br/>
     </w:r>

--- a/klagomål/A 58867-2025 FSC-klagomål.docx
+++ b/klagomål/A 58867-2025 FSC-klagomål.docx
@@ -731,7 +731,7 @@
     <w:r>
       <w:tab/>
       <w:tab/>
-      <w:t>2026-04-01</w:t>
+      <w:t>2026-04-02</w:t>
       <w:br/>
       <w:br/>
     </w:r>

--- a/klagomål/A 58867-2025 FSC-klagomål.docx
+++ b/klagomål/A 58867-2025 FSC-klagomål.docx
@@ -731,7 +731,7 @@
     <w:r>
       <w:tab/>
       <w:tab/>
-      <w:t>2026-04-02</w:t>
+      <w:t>2026-04-03</w:t>
       <w:br/>
       <w:br/>
     </w:r>

--- a/klagomål/A 58867-2025 FSC-klagomål.docx
+++ b/klagomål/A 58867-2025 FSC-klagomål.docx
@@ -731,7 +731,7 @@
     <w:r>
       <w:tab/>
       <w:tab/>
-      <w:t>2026-04-03</w:t>
+      <w:t>2026-04-04</w:t>
       <w:br/>
       <w:br/>
     </w:r>

--- a/klagomål/A 58867-2025 FSC-klagomål.docx
+++ b/klagomål/A 58867-2025 FSC-klagomål.docx
@@ -731,7 +731,7 @@
     <w:r>
       <w:tab/>
       <w:tab/>
-      <w:t>2026-04-04</w:t>
+      <w:t>2026-04-05</w:t>
       <w:br/>
       <w:br/>
     </w:r>

--- a/klagomål/A 58867-2025 FSC-klagomål.docx
+++ b/klagomål/A 58867-2025 FSC-klagomål.docx
@@ -758,7 +758,7 @@
     <w:r>
       <w:tab/>
       <w:tab/>
-      <w:t>2026-04-14</w:t>
+      <w:t>2026-04-15</w:t>
       <w:br/>
       <w:br/>
     </w:r>

--- a/klagomål/A 58867-2025 FSC-klagomål.docx
+++ b/klagomål/A 58867-2025 FSC-klagomål.docx
@@ -758,7 +758,7 @@
     <w:r>
       <w:tab/>
       <w:tab/>
-      <w:t>2026-04-15</w:t>
+      <w:t>2026-04-16</w:t>
       <w:br/>
       <w:br/>
     </w:r>

--- a/klagomål/A 58867-2025 FSC-klagomål.docx
+++ b/klagomål/A 58867-2025 FSC-klagomål.docx
@@ -758,7 +758,7 @@
     <w:r>
       <w:tab/>
       <w:tab/>
-      <w:t>2026-04-16</w:t>
+      <w:t>2026-04-17</w:t>
       <w:br/>
       <w:br/>
     </w:r>

--- a/klagomål/A 58867-2025 FSC-klagomål.docx
+++ b/klagomål/A 58867-2025 FSC-klagomål.docx
@@ -758,7 +758,7 @@
     <w:r>
       <w:tab/>
       <w:tab/>
-      <w:t>2026-04-17</w:t>
+      <w:t>2026-04-18</w:t>
       <w:br/>
       <w:br/>
     </w:r>

--- a/klagomål/A 58867-2025 FSC-klagomål.docx
+++ b/klagomål/A 58867-2025 FSC-klagomål.docx
@@ -758,7 +758,7 @@
     <w:r>
       <w:tab/>
       <w:tab/>
-      <w:t>2026-04-18</w:t>
+      <w:t>2026-04-19</w:t>
       <w:br/>
       <w:br/>
     </w:r>

--- a/klagomål/A 58867-2025 FSC-klagomål.docx
+++ b/klagomål/A 58867-2025 FSC-klagomål.docx
@@ -758,7 +758,7 @@
     <w:r>
       <w:tab/>
       <w:tab/>
-      <w:t>2026-04-19</w:t>
+      <w:t>2026-04-20</w:t>
       <w:br/>
       <w:br/>
     </w:r>

--- a/klagomål/A 58867-2025 FSC-klagomål.docx
+++ b/klagomål/A 58867-2025 FSC-klagomål.docx
@@ -758,7 +758,7 @@
     <w:r>
       <w:tab/>
       <w:tab/>
-      <w:t>2026-04-20</w:t>
+      <w:t>2026-04-21</w:t>
       <w:br/>
       <w:br/>
     </w:r>

--- a/klagomål/A 58867-2025 FSC-klagomål.docx
+++ b/klagomål/A 58867-2025 FSC-klagomål.docx
@@ -758,7 +758,7 @@
     <w:r>
       <w:tab/>
       <w:tab/>
-      <w:t>2026-04-21</w:t>
+      <w:t>2026-04-22</w:t>
       <w:br/>
       <w:br/>
     </w:r>

--- a/klagomål/A 58867-2025 FSC-klagomål.docx
+++ b/klagomål/A 58867-2025 FSC-klagomål.docx
@@ -758,7 +758,7 @@
     <w:r>
       <w:tab/>
       <w:tab/>
-      <w:t>2026-04-22</w:t>
+      <w:t>2026-04-23</w:t>
       <w:br/>
       <w:br/>
     </w:r>

--- a/klagomål/A 58867-2025 FSC-klagomål.docx
+++ b/klagomål/A 58867-2025 FSC-klagomål.docx
@@ -758,7 +758,7 @@
     <w:r>
       <w:tab/>
       <w:tab/>
-      <w:t>2026-04-23</w:t>
+      <w:t>2026-04-24</w:t>
       <w:br/>
       <w:br/>
     </w:r>

--- a/klagomål/A 58867-2025 FSC-klagomål.docx
+++ b/klagomål/A 58867-2025 FSC-klagomål.docx
@@ -758,7 +758,7 @@
     <w:r>
       <w:tab/>
       <w:tab/>
-      <w:t>2026-04-24</w:t>
+      <w:t>2026-04-25</w:t>
       <w:br/>
       <w:br/>
     </w:r>

--- a/klagomål/A 58867-2025 FSC-klagomål.docx
+++ b/klagomål/A 58867-2025 FSC-klagomål.docx
@@ -758,7 +758,7 @@
     <w:r>
       <w:tab/>
       <w:tab/>
-      <w:t>2026-04-25</w:t>
+      <w:t>2026-04-26</w:t>
       <w:br/>
       <w:br/>
     </w:r>

--- a/klagomål/A 58867-2025 FSC-klagomål.docx
+++ b/klagomål/A 58867-2025 FSC-klagomål.docx
@@ -758,7 +758,7 @@
     <w:r>
       <w:tab/>
       <w:tab/>
-      <w:t>2026-05-16</w:t>
+      <w:t>2026-05-17</w:t>
       <w:br/>
       <w:br/>
     </w:r>
